--- a/POS Lanes Execution Guide.docx
+++ b/POS Lanes Execution Guide.docx
@@ -207,6 +207,9 @@
         <w:br/>
       </w:r>
       <w:r>
+        <w:rPr>
+          <w:noProof/>
+        </w:rPr>
         <w:drawing>
           <wp:inline distT="0" distB="0" distL="0" distR="0" wp14:anchorId="5C41B0FF" wp14:editId="04FB93F4">
             <wp:extent cx="5731510" cy="2764790"/>
@@ -270,7 +273,7 @@
     <w:p>
       <w:r>
         <w:pict w14:anchorId="1D1AF26C">
-          <v:rect id="_x0000_i1043" style="width:0;height:1.5pt" o:hralign="center" o:hrstd="t" o:hr="t" fillcolor="#a0a0a0" stroked="f"/>
+          <v:rect id="_x0000_i1025" style="width:0;height:1.5pt" o:hralign="center" o:hrstd="t" o:hr="t" fillcolor="#a0a0a0" stroked="f"/>
         </w:pict>
       </w:r>
     </w:p>
@@ -481,7 +484,7 @@
     <w:p>
       <w:r>
         <w:pict w14:anchorId="2DD2DFE5">
-          <v:rect id="_x0000_i1044" style="width:0;height:1.5pt" o:hralign="center" o:hrstd="t" o:hr="t" fillcolor="#a0a0a0" stroked="f"/>
+          <v:rect id="_x0000_i1026" style="width:0;height:1.5pt" o:hralign="center" o:hrstd="t" o:hr="t" fillcolor="#a0a0a0" stroked="f"/>
         </w:pict>
       </w:r>
     </w:p>
@@ -615,12 +618,12 @@
     <w:p>
       <w:r>
         <w:pict w14:anchorId="0392DCB8">
-          <v:rect id="_x0000_i1174" style="width:0;height:1.5pt" o:hralign="center" o:hrstd="t" o:hr="t" fillcolor="#a0a0a0" stroked="f"/>
+          <v:rect id="_x0000_i1027" style="width:0;height:1.5pt" o:hralign="center" o:hrstd="t" o:hr="t" fillcolor="#a0a0a0" stroked="f"/>
         </w:pict>
       </w:r>
       <w:r>
         <w:pict w14:anchorId="1E6BDC69">
-          <v:rect id="_x0000_i1173" style="width:0;height:1.5pt" o:hralign="center" o:hrstd="t" o:hr="t" fillcolor="#a0a0a0" stroked="f"/>
+          <v:rect id="_x0000_i1028" style="width:0;height:1.5pt" o:hralign="center" o:hrstd="t" o:hr="t" fillcolor="#a0a0a0" stroked="f"/>
         </w:pict>
       </w:r>
     </w:p>
@@ -732,7 +735,7 @@
     <w:p>
       <w:r>
         <w:pict w14:anchorId="2ACCC8C4">
-          <v:rect id="_x0000_i1085" style="width:0;height:1.5pt" o:hralign="center" o:hrstd="t" o:hr="t" fillcolor="#a0a0a0" stroked="f"/>
+          <v:rect id="_x0000_i1029" style="width:0;height:1.5pt" o:hralign="center" o:hrstd="t" o:hr="t" fillcolor="#a0a0a0" stroked="f"/>
         </w:pict>
       </w:r>
     </w:p>
@@ -929,6 +932,9 @@
         <w:ind w:left="142"/>
       </w:pPr>
       <w:r>
+        <w:rPr>
+          <w:noProof/>
+        </w:rPr>
         <w:drawing>
           <wp:inline distT="0" distB="0" distL="0" distR="0" wp14:anchorId="7FA88814" wp14:editId="0BBE7946">
             <wp:extent cx="5731510" cy="1292860"/>
@@ -994,6 +1000,9 @@
         <w:ind w:left="720"/>
       </w:pPr>
       <w:r>
+        <w:rPr>
+          <w:noProof/>
+        </w:rPr>
         <w:lastRenderedPageBreak/>
         <w:drawing>
           <wp:inline distT="0" distB="0" distL="0" distR="0" wp14:anchorId="21D1DC84" wp14:editId="24448CFF">
@@ -1067,6 +1076,9 @@
         <w:br/>
       </w:r>
       <w:r>
+        <w:rPr>
+          <w:noProof/>
+        </w:rPr>
         <w:drawing>
           <wp:inline distT="0" distB="0" distL="0" distR="0" wp14:anchorId="5494E117" wp14:editId="6E8C1F85">
             <wp:extent cx="2991267" cy="571580"/>
@@ -1107,7 +1119,7 @@
     <w:p>
       <w:r>
         <w:pict w14:anchorId="0D3ECFAA">
-          <v:rect id="_x0000_i1086" style="width:0;height:1.5pt" o:hralign="center" o:hrstd="t" o:hr="t" fillcolor="#a0a0a0" stroked="f"/>
+          <v:rect id="_x0000_i1030" style="width:0;height:1.5pt" o:hralign="center" o:hrstd="t" o:hr="t" fillcolor="#a0a0a0" stroked="f"/>
         </w:pict>
       </w:r>
     </w:p>
@@ -1127,25 +1139,7 @@
           <w:sz w:val="28"/>
           <w:szCs w:val="28"/>
         </w:rPr>
-        <w:t>Verify</w:t>
-      </w:r>
-      <w:r>
-        <w:rPr>
-          <w:b/>
-          <w:bCs/>
-          <w:sz w:val="28"/>
-          <w:szCs w:val="28"/>
-        </w:rPr>
-        <w:t xml:space="preserve"> Login</w:t>
-      </w:r>
-      <w:r>
-        <w:rPr>
-          <w:b/>
-          <w:bCs/>
-          <w:sz w:val="28"/>
-          <w:szCs w:val="28"/>
-        </w:rPr>
-        <w:t xml:space="preserve"> Test Data</w:t>
+        <w:t>Verify Login Test Data</w:t>
       </w:r>
     </w:p>
     <w:p>
@@ -1483,12 +1477,12 @@
     <w:p>
       <w:r>
         <w:pict w14:anchorId="209735E4">
-          <v:rect id="_x0000_i1171" style="width:0;height:1.5pt" o:hralign="center" o:hrstd="t" o:hr="t" fillcolor="#a0a0a0" stroked="f"/>
+          <v:rect id="_x0000_i1031" style="width:0;height:1.5pt" o:hralign="center" o:hrstd="t" o:hr="t" fillcolor="#a0a0a0" stroked="f"/>
         </w:pict>
       </w:r>
       <w:r>
         <w:pict w14:anchorId="5FE28F4A">
-          <v:rect id="_x0000_i1170" style="width:0;height:1.5pt" o:hralign="center" o:hrstd="t" o:hr="t" fillcolor="#a0a0a0" stroked="f"/>
+          <v:rect id="_x0000_i1032" style="width:0;height:1.5pt" o:hralign="center" o:hrstd="t" o:hr="t" fillcolor="#a0a0a0" stroked="f"/>
         </w:pict>
       </w:r>
     </w:p>
@@ -1637,19 +1631,7 @@
           <w:szCs w:val="32"/>
           <w:u w:val="single"/>
         </w:rPr>
-        <w:t>Validation</w:t>
-      </w:r>
-      <w:r>
-        <w:rPr>
-          <w:b/>
-          <w:bCs/>
-          <w:i/>
-          <w:iCs/>
-          <w:sz w:val="32"/>
-          <w:szCs w:val="32"/>
-          <w:u w:val="single"/>
-        </w:rPr>
-        <w:t>:-</w:t>
+        <w:t>Validation:-</w:t>
       </w:r>
       <w:proofErr w:type="gramEnd"/>
     </w:p>
@@ -1714,6 +1696,9 @@
         <w:br/>
       </w:r>
       <w:r>
+        <w:rPr>
+          <w:noProof/>
+        </w:rPr>
         <w:drawing>
           <wp:inline distT="0" distB="0" distL="0" distR="0" wp14:anchorId="5F6CFF05" wp14:editId="58ADCA45">
             <wp:extent cx="5731510" cy="343535"/>
@@ -1759,7 +1744,7 @@
     <w:p>
       <w:r>
         <w:pict w14:anchorId="3DB152AC">
-          <v:rect id="_x0000_i1087" style="width:0;height:1.5pt" o:hralign="center" o:hrstd="t" o:hr="t" fillcolor="#a0a0a0" stroked="f"/>
+          <v:rect id="_x0000_i1033" style="width:0;height:1.5pt" o:hralign="center" o:hrstd="t" o:hr="t" fillcolor="#a0a0a0" stroked="f"/>
         </w:pict>
       </w:r>
     </w:p>
@@ -1827,6 +1812,9 @@
         <w:br/>
       </w:r>
       <w:r>
+        <w:rPr>
+          <w:noProof/>
+        </w:rPr>
         <w:drawing>
           <wp:inline distT="0" distB="0" distL="0" distR="0" wp14:anchorId="4CA5F80F" wp14:editId="5A073136">
             <wp:extent cx="5731510" cy="368935"/>
@@ -1872,7 +1860,7 @@
     <w:p>
       <w:r>
         <w:pict w14:anchorId="56BD66E0">
-          <v:rect id="_x0000_i1088" style="width:0;height:1.5pt" o:hralign="center" o:hrstd="t" o:hr="t" fillcolor="#a0a0a0" stroked="f"/>
+          <v:rect id="_x0000_i1034" style="width:0;height:1.5pt" o:hralign="center" o:hrstd="t" o:hr="t" fillcolor="#a0a0a0" stroked="f"/>
         </w:pict>
       </w:r>
     </w:p>
@@ -1913,6 +1901,7 @@
         <w:rPr>
           <w:b/>
           <w:bCs/>
+          <w:noProof/>
         </w:rPr>
         <w:drawing>
           <wp:inline distT="0" distB="0" distL="0" distR="0" wp14:anchorId="678AB859" wp14:editId="519A05D8">
@@ -1959,7 +1948,7 @@
     <w:p>
       <w:r>
         <w:pict w14:anchorId="3B2089C6">
-          <v:rect id="_x0000_i1089" style="width:0;height:1.5pt" o:hralign="center" o:hrstd="t" o:hr="t" fillcolor="#a0a0a0" stroked="f"/>
+          <v:rect id="_x0000_i1035" style="width:0;height:1.5pt" o:hralign="center" o:hrstd="t" o:hr="t" fillcolor="#a0a0a0" stroked="f"/>
         </w:pict>
       </w:r>
     </w:p>
@@ -2231,12 +2220,12 @@
     <w:p>
       <w:r>
         <w:pict w14:anchorId="5DB3606E">
-          <v:rect id="_x0000_i1168" style="width:0;height:1.5pt" o:hralign="center" o:hrstd="t" o:hr="t" fillcolor="#a0a0a0" stroked="f"/>
+          <v:rect id="_x0000_i1036" style="width:0;height:1.5pt" o:hralign="center" o:hrstd="t" o:hr="t" fillcolor="#a0a0a0" stroked="f"/>
         </w:pict>
       </w:r>
       <w:r>
         <w:pict w14:anchorId="6F920371">
-          <v:rect id="_x0000_i1167" style="width:0;height:1.5pt" o:hralign="center" o:hrstd="t" o:hr="t" fillcolor="#a0a0a0" stroked="f"/>
+          <v:rect id="_x0000_i1037" style="width:0;height:1.5pt" o:hralign="center" o:hrstd="t" o:hr="t" fillcolor="#a0a0a0" stroked="f"/>
         </w:pict>
       </w:r>
     </w:p>
@@ -2286,8 +2275,9 @@
           <w:u w:val="single"/>
         </w:rPr>
         <w:lastRenderedPageBreak/>
-        <w:t>File Path</w:t>
-      </w:r>
+        <w:t xml:space="preserve">File Path </w:t>
+      </w:r>
+      <w:proofErr w:type="gramStart"/>
       <w:r>
         <w:rPr>
           <w:b/>
@@ -2298,19 +2288,6 @@
           <w:szCs w:val="32"/>
           <w:u w:val="single"/>
         </w:rPr>
-        <w:t xml:space="preserve"> </w:t>
-      </w:r>
-      <w:proofErr w:type="gramStart"/>
-      <w:r>
-        <w:rPr>
-          <w:b/>
-          <w:bCs/>
-          <w:i/>
-          <w:iCs/>
-          <w:sz w:val="32"/>
-          <w:szCs w:val="32"/>
-          <w:u w:val="single"/>
-        </w:rPr>
         <w:t>Validation:-</w:t>
       </w:r>
       <w:proofErr w:type="gramEnd"/>
@@ -2384,6 +2361,9 @@
         <w:br/>
       </w:r>
       <w:r>
+        <w:rPr>
+          <w:noProof/>
+        </w:rPr>
         <w:drawing>
           <wp:inline distT="0" distB="0" distL="0" distR="0" wp14:anchorId="5F15159D" wp14:editId="1E80EB59">
             <wp:extent cx="5731510" cy="375285"/>
@@ -2429,7 +2409,7 @@
     <w:p>
       <w:r>
         <w:pict w14:anchorId="7F53E584">
-          <v:rect id="_x0000_i1115" style="width:0;height:1.5pt" o:hralign="center" o:hrstd="t" o:hr="t" fillcolor="#a0a0a0" stroked="f"/>
+          <v:rect id="_x0000_i1038" style="width:0;height:1.5pt" o:hralign="center" o:hrstd="t" o:hr="t" fillcolor="#a0a0a0" stroked="f"/>
         </w:pict>
       </w:r>
     </w:p>
@@ -2497,6 +2477,9 @@
         <w:br/>
       </w:r>
       <w:r>
+        <w:rPr>
+          <w:noProof/>
+        </w:rPr>
         <w:drawing>
           <wp:inline distT="0" distB="0" distL="0" distR="0" wp14:anchorId="2469C54D" wp14:editId="08C2D4BF">
             <wp:extent cx="5731510" cy="368935"/>
@@ -2542,7 +2525,7 @@
     <w:p>
       <w:r>
         <w:pict w14:anchorId="5098FA0E">
-          <v:rect id="_x0000_i1116" style="width:0;height:1.5pt" o:hralign="center" o:hrstd="t" o:hr="t" fillcolor="#a0a0a0" stroked="f"/>
+          <v:rect id="_x0000_i1039" style="width:0;height:1.5pt" o:hralign="center" o:hrstd="t" o:hr="t" fillcolor="#a0a0a0" stroked="f"/>
         </w:pict>
       </w:r>
     </w:p>
@@ -2577,6 +2560,9 @@
     </w:p>
     <w:p>
       <w:r>
+        <w:rPr>
+          <w:noProof/>
+        </w:rPr>
         <w:drawing>
           <wp:inline distT="0" distB="0" distL="0" distR="0" wp14:anchorId="5673AC12" wp14:editId="5CFB75AE">
             <wp:extent cx="5731510" cy="510540"/>
@@ -2622,7 +2608,7 @@
     <w:p>
       <w:r>
         <w:pict w14:anchorId="67B069C4">
-          <v:rect id="_x0000_i1121" style="width:0;height:1.5pt" o:hralign="center" o:hrstd="t" o:hr="t" fillcolor="#a0a0a0" stroked="f"/>
+          <v:rect id="_x0000_i1040" style="width:0;height:1.5pt" o:hralign="center" o:hrstd="t" o:hr="t" fillcolor="#a0a0a0" stroked="f"/>
         </w:pict>
       </w:r>
     </w:p>
@@ -2666,6 +2652,7 @@
         <w:rPr>
           <w:b/>
           <w:bCs/>
+          <w:noProof/>
         </w:rPr>
         <w:drawing>
           <wp:inline distT="0" distB="0" distL="0" distR="0" wp14:anchorId="7885851F" wp14:editId="22AB6D56">
@@ -2706,13 +2693,7 @@
     </w:p>
     <w:p>
       <w:r>
-        <w:t xml:space="preserve">Update the </w:t>
-      </w:r>
-      <w:r>
-        <w:t>Screenshot</w:t>
-      </w:r>
-      <w:r>
-        <w:t xml:space="preserve"> path as per the local</w:t>
+        <w:t>Update the Screenshot path as per the local</w:t>
       </w:r>
     </w:p>
     <w:p>
@@ -2723,7 +2704,7 @@
     <w:p>
       <w:r>
         <w:pict w14:anchorId="17BDC3BB">
-          <v:rect id="_x0000_i1117" style="width:0;height:1.5pt" o:hralign="center" o:hrstd="t" o:hr="t" fillcolor="#a0a0a0" stroked="f"/>
+          <v:rect id="_x0000_i1041" style="width:0;height:1.5pt" o:hralign="center" o:hrstd="t" o:hr="t" fillcolor="#a0a0a0" stroked="f"/>
         </w:pict>
       </w:r>
     </w:p>
@@ -2980,12 +2961,12 @@
     <w:p>
       <w:r>
         <w:pict w14:anchorId="47F6891A">
-          <v:rect id="_x0000_i1165" style="width:0;height:1.5pt" o:hralign="center" o:hrstd="t" o:hr="t" fillcolor="#a0a0a0" stroked="f"/>
+          <v:rect id="_x0000_i1042" style="width:0;height:1.5pt" o:hralign="center" o:hrstd="t" o:hr="t" fillcolor="#a0a0a0" stroked="f"/>
         </w:pict>
       </w:r>
       <w:r>
         <w:pict w14:anchorId="437EB366">
-          <v:rect id="_x0000_i1164" style="width:0;height:1.5pt" o:hralign="center" o:hrstd="t" o:hr="t" fillcolor="#a0a0a0" stroked="f"/>
+          <v:rect id="_x0000_i1043" style="width:0;height:1.5pt" o:hralign="center" o:hrstd="t" o:hr="t" fillcolor="#a0a0a0" stroked="f"/>
         </w:pict>
       </w:r>
     </w:p>
@@ -3094,6 +3075,9 @@
         <w:br/>
       </w:r>
       <w:r>
+        <w:rPr>
+          <w:noProof/>
+        </w:rPr>
         <w:drawing>
           <wp:inline distT="0" distB="0" distL="0" distR="0" wp14:anchorId="64F8517C" wp14:editId="35983976">
             <wp:extent cx="5731510" cy="621665"/>
@@ -3139,7 +3123,7 @@
     <w:p>
       <w:r>
         <w:pict w14:anchorId="5DA1CFB1">
-          <v:rect id="_x0000_i1124" style="width:0;height:1.5pt" o:hralign="center" o:hrstd="t" o:hr="t" fillcolor="#a0a0a0" stroked="f"/>
+          <v:rect id="_x0000_i1044" style="width:0;height:1.5pt" o:hralign="center" o:hrstd="t" o:hr="t" fillcolor="#a0a0a0" stroked="f"/>
         </w:pict>
       </w:r>
     </w:p>
@@ -3207,6 +3191,9 @@
         <w:br/>
       </w:r>
       <w:r>
+        <w:rPr>
+          <w:noProof/>
+        </w:rPr>
         <w:drawing>
           <wp:inline distT="0" distB="0" distL="0" distR="0" wp14:anchorId="36D19622" wp14:editId="57A84CEF">
             <wp:extent cx="5731510" cy="546100"/>
@@ -3252,7 +3239,7 @@
     <w:p>
       <w:r>
         <w:pict w14:anchorId="23A9AA25">
-          <v:rect id="_x0000_i1125" style="width:0;height:1.5pt" o:hralign="center" o:hrstd="t" o:hr="t" fillcolor="#a0a0a0" stroked="f"/>
+          <v:rect id="_x0000_i1045" style="width:0;height:1.5pt" o:hralign="center" o:hrstd="t" o:hr="t" fillcolor="#a0a0a0" stroked="f"/>
         </w:pict>
       </w:r>
     </w:p>
@@ -3279,10 +3266,10 @@
     <w:p>
       <w:r>
         <w:drawing>
-          <wp:inline distT="0" distB="0" distL="0" distR="0" wp14:anchorId="358957B9" wp14:editId="2AECA52E">
-            <wp:extent cx="5731510" cy="1397000"/>
+          <wp:inline distT="0" distB="0" distL="0" distR="0" wp14:anchorId="583BCA91" wp14:editId="37028C8D">
+            <wp:extent cx="5731510" cy="956310"/>
             <wp:effectExtent l="0" t="0" r="2540" b="0"/>
-            <wp:docPr id="843591070" name="Picture 1"/>
+            <wp:docPr id="1412504660" name="Picture 1"/>
             <wp:cNvGraphicFramePr>
               <a:graphicFrameLocks xmlns:a="http://schemas.openxmlformats.org/drawingml/2006/main" noChangeAspect="1"/>
             </wp:cNvGraphicFramePr>
@@ -3290,7 +3277,7 @@
               <a:graphicData uri="http://schemas.openxmlformats.org/drawingml/2006/picture">
                 <pic:pic xmlns:pic="http://schemas.openxmlformats.org/drawingml/2006/picture">
                   <pic:nvPicPr>
-                    <pic:cNvPr id="843591070" name=""/>
+                    <pic:cNvPr id="1412504660" name=""/>
                     <pic:cNvPicPr/>
                   </pic:nvPicPr>
                   <pic:blipFill>
@@ -3302,7 +3289,7 @@
                   <pic:spPr>
                     <a:xfrm>
                       <a:off x="0" y="0"/>
-                      <a:ext cx="5731510" cy="1397000"/>
+                      <a:ext cx="5731510" cy="956310"/>
                     </a:xfrm>
                     <a:prstGeom prst="rect">
                       <a:avLst/>
@@ -3322,13 +3309,14 @@
     <w:p>
       <w:r>
         <w:pict w14:anchorId="33CB8D24">
-          <v:rect id="_x0000_i1128" style="width:0;height:1.5pt" o:hralign="center" o:hrstd="t" o:hr="t" fillcolor="#a0a0a0" stroked="f"/>
+          <v:rect id="_x0000_i1046" style="width:0;height:1.5pt" o:hralign="center" o:hrstd="t" o:hr="t" fillcolor="#a0a0a0" stroked="f"/>
         </w:pict>
       </w:r>
     </w:p>
     <w:p/>
     <w:p>
       <w:r>
+        <w:lastRenderedPageBreak/>
         <w:t>Open:</w:t>
       </w:r>
       <w:r>
@@ -3357,6 +3345,9 @@
     <w:p/>
     <w:p>
       <w:r>
+        <w:rPr>
+          <w:noProof/>
+        </w:rPr>
         <w:drawing>
           <wp:inline distT="0" distB="0" distL="0" distR="0" wp14:anchorId="16C1C012" wp14:editId="16D61023">
             <wp:extent cx="5731510" cy="4956175"/>
@@ -3445,6 +3436,11 @@
     </w:p>
     <w:p>
       <w:pPr>
+        <w:ind w:left="720"/>
+      </w:pPr>
+    </w:p>
+    <w:p>
+      <w:pPr>
         <w:rPr>
           <w:b/>
           <w:bCs/>
@@ -3555,12 +3551,12 @@
     <w:p>
       <w:r>
         <w:pict w14:anchorId="007ACB9F">
-          <v:rect id="_x0000_i1162" style="width:0;height:1.5pt" o:hralign="center" o:hrstd="t" o:hr="t" fillcolor="#a0a0a0" stroked="f"/>
+          <v:rect id="_x0000_i1047" style="width:0;height:1.5pt" o:hralign="center" o:hrstd="t" o:hr="t" fillcolor="#a0a0a0" stroked="f"/>
         </w:pict>
       </w:r>
       <w:r>
         <w:pict w14:anchorId="637B13ED">
-          <v:rect id="_x0000_i1161" style="width:0;height:1.5pt" o:hralign="center" o:hrstd="t" o:hr="t" fillcolor="#a0a0a0" stroked="f"/>
+          <v:rect id="_x0000_i1048" style="width:0;height:1.5pt" o:hralign="center" o:hrstd="t" o:hr="t" fillcolor="#a0a0a0" stroked="f"/>
         </w:pict>
       </w:r>
     </w:p>
@@ -3652,6 +3648,9 @@
         <w:br/>
       </w:r>
       <w:r>
+        <w:rPr>
+          <w:noProof/>
+        </w:rPr>
         <w:drawing>
           <wp:inline distT="0" distB="0" distL="0" distR="0" wp14:anchorId="779CD136" wp14:editId="5B687975">
             <wp:extent cx="5731510" cy="748665"/>
@@ -3697,7 +3696,7 @@
     <w:p>
       <w:r>
         <w:pict w14:anchorId="066A11E2">
-          <v:rect id="_x0000_i1154" style="width:468pt;height:1pt" o:hralign="center" o:hrstd="t" o:hr="t" fillcolor="#a0a0a0" stroked="f"/>
+          <v:rect id="_x0000_i1049" style="width:468pt;height:1pt" o:hralign="center" o:hrstd="t" o:hr="t" fillcolor="#a0a0a0" stroked="f"/>
         </w:pict>
       </w:r>
     </w:p>
@@ -3762,6 +3761,9 @@
         <w:br/>
       </w:r>
       <w:r>
+        <w:rPr>
+          <w:noProof/>
+        </w:rPr>
         <w:drawing>
           <wp:inline distT="0" distB="0" distL="0" distR="0" wp14:anchorId="01D54A5E" wp14:editId="347A09D1">
             <wp:extent cx="5731510" cy="626745"/>
@@ -3807,7 +3809,7 @@
     <w:p>
       <w:r>
         <w:pict w14:anchorId="6A1A9470">
-          <v:rect id="_x0000_i1155" style="width:468pt;height:1pt" o:hralign="center" o:hrstd="t" o:hr="t" fillcolor="#a0a0a0" stroked="f"/>
+          <v:rect id="_x0000_i1050" style="width:468pt;height:1pt" o:hralign="center" o:hrstd="t" o:hr="t" fillcolor="#a0a0a0" stroked="f"/>
         </w:pict>
       </w:r>
     </w:p>
@@ -3986,12 +3988,12 @@
     <w:p>
       <w:r>
         <w:pict w14:anchorId="4A630B7D">
-          <v:rect id="_x0000_i1176" style="width:0;height:1.5pt" o:hralign="center" o:hrstd="t" o:hr="t" fillcolor="#a0a0a0" stroked="f"/>
+          <v:rect id="_x0000_i1051" style="width:0;height:1.5pt" o:hralign="center" o:hrstd="t" o:hr="t" fillcolor="#a0a0a0" stroked="f"/>
         </w:pict>
       </w:r>
       <w:r>
         <w:pict w14:anchorId="576A0AF2">
-          <v:rect id="_x0000_i1175" style="width:0;height:1.5pt" o:hralign="center" o:hrstd="t" o:hr="t" fillcolor="#a0a0a0" stroked="f"/>
+          <v:rect id="_x0000_i1052" style="width:0;height:1.5pt" o:hralign="center" o:hrstd="t" o:hr="t" fillcolor="#a0a0a0" stroked="f"/>
         </w:pict>
       </w:r>
     </w:p>
@@ -4039,6 +4041,9 @@
     </w:p>
     <w:p>
       <w:r>
+        <w:rPr>
+          <w:noProof/>
+        </w:rPr>
         <w:drawing>
           <wp:inline distT="0" distB="0" distL="0" distR="0" wp14:anchorId="121C75CA" wp14:editId="68DF920F">
             <wp:extent cx="5731510" cy="796290"/>
@@ -4166,6 +4171,9 @@
     </w:p>
     <w:p>
       <w:r>
+        <w:rPr>
+          <w:noProof/>
+        </w:rPr>
         <w:drawing>
           <wp:inline distT="0" distB="0" distL="0" distR="0" wp14:anchorId="63F334D2" wp14:editId="043E414C">
             <wp:extent cx="5731510" cy="3856355"/>
@@ -4212,12 +4220,12 @@
     <w:p>
       <w:r>
         <w:pict w14:anchorId="6CB3C992">
-          <v:rect id="_x0000_i1178" style="width:0;height:1.5pt" o:hralign="center" o:hrstd="t" o:hr="t" fillcolor="#a0a0a0" stroked="f"/>
+          <v:rect id="_x0000_i1053" style="width:0;height:1.5pt" o:hralign="center" o:hrstd="t" o:hr="t" fillcolor="#a0a0a0" stroked="f"/>
         </w:pict>
       </w:r>
       <w:r>
         <w:pict w14:anchorId="44C20A59">
-          <v:rect id="_x0000_i1177" style="width:0;height:1.5pt" o:hralign="center" o:hrstd="t" o:hr="t" fillcolor="#a0a0a0" stroked="f"/>
+          <v:rect id="_x0000_i1054" style="width:0;height:1.5pt" o:hralign="center" o:hrstd="t" o:hr="t" fillcolor="#a0a0a0" stroked="f"/>
         </w:pict>
       </w:r>
     </w:p>
@@ -7501,6 +7509,7 @@
   <w:style w:type="character" w:default="1" w:styleId="DefaultParagraphFont">
     <w:name w:val="Default Paragraph Font"/>
     <w:uiPriority w:val="1"/>
+    <w:semiHidden/>
     <w:unhideWhenUsed/>
   </w:style>
   <w:style w:type="table" w:default="1" w:styleId="TableNormal">

--- a/POS Lanes Execution Guide.docx
+++ b/POS Lanes Execution Guide.docx
@@ -1413,9 +1413,9 @@
         </w:rPr>
         <w:lastRenderedPageBreak/>
         <w:drawing>
-          <wp:inline distT="0" distB="0" distL="0" distR="0" wp14:anchorId="42AC4E9A" wp14:editId="67504C07">
-            <wp:extent cx="5099050" cy="5003800"/>
-            <wp:effectExtent l="0" t="0" r="6350" b="6350"/>
+          <wp:inline distT="0" distB="0" distL="0" distR="0" wp14:anchorId="42AC4E9A" wp14:editId="0703BA92">
+            <wp:extent cx="5099050" cy="3789319"/>
+            <wp:effectExtent l="0" t="0" r="6350" b="1905"/>
             <wp:docPr id="922405891" name="Picture 3"/>
             <wp:cNvGraphicFramePr>
               <a:graphicFrameLocks xmlns:a="http://schemas.openxmlformats.org/drawingml/2006/main" noChangeAspect="1"/>
@@ -1424,7 +1424,7 @@
               <a:graphicData uri="http://schemas.openxmlformats.org/drawingml/2006/picture">
                 <pic:pic xmlns:pic="http://schemas.openxmlformats.org/drawingml/2006/picture">
                   <pic:nvPicPr>
-                    <pic:cNvPr id="0" name="Picture 77"/>
+                    <pic:cNvPr id="922405891" name="Picture 3"/>
                     <pic:cNvPicPr>
                       <a:picLocks noChangeAspect="1" noChangeArrowheads="1"/>
                     </pic:cNvPicPr>
@@ -1437,7 +1437,6 @@
                         </a:ext>
                       </a:extLst>
                     </a:blip>
-                    <a:srcRect/>
                     <a:stretch>
                       <a:fillRect/>
                     </a:stretch>
@@ -1445,7 +1444,7 @@
                   <pic:spPr bwMode="auto">
                     <a:xfrm>
                       <a:off x="0" y="0"/>
-                      <a:ext cx="5099050" cy="5003800"/>
+                      <a:ext cx="5099050" cy="3789319"/>
                     </a:xfrm>
                     <a:prstGeom prst="rect">
                       <a:avLst/>
@@ -1477,14 +1476,201 @@
     <w:p>
       <w:r>
         <w:pict w14:anchorId="209735E4">
-          <v:rect id="_x0000_i1031" style="width:0;height:1.5pt" o:hralign="center" o:hrstd="t" o:hr="t" fillcolor="#a0a0a0" stroked="f"/>
+          <v:rect id="_x0000_i1060" style="width:0;height:1.5pt" o:hralign="center" o:bullet="t" o:hrstd="t" o:hr="t" fillcolor="#a0a0a0" stroked="f"/>
         </w:pict>
       </w:r>
       <w:r>
         <w:pict w14:anchorId="5FE28F4A">
-          <v:rect id="_x0000_i1032" style="width:0;height:1.5pt" o:hralign="center" o:hrstd="t" o:hr="t" fillcolor="#a0a0a0" stroked="f"/>
+          <v:rect id="_x0000_i1061" style="width:0;height:1.5pt" o:hralign="center" o:hrstd="t" o:hr="t" fillcolor="#a0a0a0" stroked="f"/>
         </w:pict>
       </w:r>
+    </w:p>
+    <w:p/>
+    <w:p/>
+    <w:p>
+      <w:pPr>
+        <w:rPr>
+          <w:b/>
+          <w:bCs/>
+          <w:sz w:val="32"/>
+          <w:szCs w:val="32"/>
+        </w:rPr>
+      </w:pPr>
+      <w:r>
+        <w:rPr>
+          <w:b/>
+          <w:bCs/>
+          <w:sz w:val="32"/>
+          <w:szCs w:val="32"/>
+        </w:rPr>
+        <w:t>Verify Lanes Address:</w:t>
+      </w:r>
+    </w:p>
+    <w:p>
+      <w:r>
+        <w:t>Open:</w:t>
+      </w:r>
+      <w:r>
+        <w:t xml:space="preserve"> </w:t>
+      </w:r>
+      <w:r>
+        <w:t>POS_Lanes_TestData.xlsx</w:t>
+      </w:r>
+      <w:r>
+        <w:t xml:space="preserve"> and </w:t>
+      </w:r>
+      <w:r>
+        <w:t xml:space="preserve">Navigate to the </w:t>
+      </w:r>
+      <w:r>
+        <w:rPr>
+          <w:b/>
+          <w:bCs/>
+        </w:rPr>
+        <w:t>Lanes</w:t>
+      </w:r>
+      <w:r>
+        <w:t xml:space="preserve"> sheet.</w:t>
+      </w:r>
+    </w:p>
+    <w:p/>
+    <w:p>
+      <w:r>
+        <w:t xml:space="preserve">Ensure that all the lanes to be executed are listed in the </w:t>
+      </w:r>
+      <w:proofErr w:type="spellStart"/>
+      <w:r>
+        <w:rPr>
+          <w:b/>
+          <w:bCs/>
+        </w:rPr>
+        <w:t>laneAddress</w:t>
+      </w:r>
+      <w:proofErr w:type="spellEnd"/>
+      <w:r>
+        <w:t xml:space="preserve"> column.</w:t>
+      </w:r>
+    </w:p>
+    <w:p/>
+    <w:p>
+      <w:r>
+        <w:t xml:space="preserve">The script will execute once for each lane present in the </w:t>
+      </w:r>
+      <w:proofErr w:type="spellStart"/>
+      <w:r>
+        <w:rPr>
+          <w:b/>
+          <w:bCs/>
+        </w:rPr>
+        <w:t>laneAddress</w:t>
+      </w:r>
+      <w:proofErr w:type="spellEnd"/>
+      <w:r>
+        <w:t xml:space="preserve"> column. For example, if there are 3 lanes, the entire execution flow will run 3 times.</w:t>
+      </w:r>
+    </w:p>
+    <w:p>
+      <w:pPr>
+        <w:rPr>
+          <w:b/>
+          <w:bCs/>
+          <w:sz w:val="32"/>
+          <w:szCs w:val="32"/>
+        </w:rPr>
+      </w:pPr>
+      <w:r>
+        <w:rPr>
+          <w:b/>
+          <w:bCs/>
+          <w:sz w:val="32"/>
+          <w:szCs w:val="32"/>
+        </w:rPr>
+        <w:lastRenderedPageBreak/>
+        <w:br/>
+      </w:r>
+      <w:r>
+        <w:rPr>
+          <w:b/>
+          <w:bCs/>
+          <w:sz w:val="32"/>
+          <w:szCs w:val="32"/>
+        </w:rPr>
+        <w:drawing>
+          <wp:inline distT="0" distB="0" distL="0" distR="0" wp14:anchorId="19346314" wp14:editId="6A4BBE81">
+            <wp:extent cx="5731510" cy="4243070"/>
+            <wp:effectExtent l="0" t="0" r="2540" b="5080"/>
+            <wp:docPr id="1657159636" name="Picture 1"/>
+            <wp:cNvGraphicFramePr>
+              <a:graphicFrameLocks xmlns:a="http://schemas.openxmlformats.org/drawingml/2006/main" noChangeAspect="1"/>
+            </wp:cNvGraphicFramePr>
+            <a:graphic xmlns:a="http://schemas.openxmlformats.org/drawingml/2006/main">
+              <a:graphicData uri="http://schemas.openxmlformats.org/drawingml/2006/picture">
+                <pic:pic xmlns:pic="http://schemas.openxmlformats.org/drawingml/2006/picture">
+                  <pic:nvPicPr>
+                    <pic:cNvPr id="1657159636" name=""/>
+                    <pic:cNvPicPr/>
+                  </pic:nvPicPr>
+                  <pic:blipFill>
+                    <a:blip r:embed="rId16"/>
+                    <a:stretch>
+                      <a:fillRect/>
+                    </a:stretch>
+                  </pic:blipFill>
+                  <pic:spPr>
+                    <a:xfrm>
+                      <a:off x="0" y="0"/>
+                      <a:ext cx="5731510" cy="4243070"/>
+                    </a:xfrm>
+                    <a:prstGeom prst="rect">
+                      <a:avLst/>
+                    </a:prstGeom>
+                  </pic:spPr>
+                </pic:pic>
+              </a:graphicData>
+            </a:graphic>
+          </wp:inline>
+        </w:drawing>
+      </w:r>
+    </w:p>
+    <w:p>
+      <w:pPr>
+        <w:rPr>
+          <w:b/>
+          <w:bCs/>
+          <w:sz w:val="32"/>
+          <w:szCs w:val="32"/>
+        </w:rPr>
+      </w:pPr>
+    </w:p>
+    <w:p>
+      <w:pPr>
+        <w:rPr>
+          <w:b/>
+          <w:bCs/>
+          <w:sz w:val="32"/>
+          <w:szCs w:val="32"/>
+        </w:rPr>
+      </w:pPr>
+    </w:p>
+    <w:p>
+      <w:pPr>
+        <w:rPr>
+          <w:b/>
+          <w:bCs/>
+          <w:sz w:val="32"/>
+          <w:szCs w:val="32"/>
+        </w:rPr>
+      </w:pPr>
+    </w:p>
+    <w:p>
+      <w:pPr>
+        <w:rPr>
+          <w:b/>
+          <w:bCs/>
+          <w:sz w:val="32"/>
+          <w:szCs w:val="32"/>
+        </w:rPr>
+      </w:pPr>
     </w:p>
     <w:p>
       <w:pPr>
@@ -1715,7 +1901,7 @@
                     <pic:cNvPicPr/>
                   </pic:nvPicPr>
                   <pic:blipFill>
-                    <a:blip r:embed="rId16"/>
+                    <a:blip r:embed="rId17"/>
                     <a:stretch>
                       <a:fillRect/>
                     </a:stretch>
@@ -1831,7 +2017,7 @@
                     <pic:cNvPicPr/>
                   </pic:nvPicPr>
                   <pic:blipFill>
-                    <a:blip r:embed="rId17"/>
+                    <a:blip r:embed="rId18"/>
                     <a:stretch>
                       <a:fillRect/>
                     </a:stretch>
@@ -1919,7 +2105,7 @@
                     <pic:cNvPicPr/>
                   </pic:nvPicPr>
                   <pic:blipFill>
-                    <a:blip r:embed="rId18"/>
+                    <a:blip r:embed="rId19"/>
                     <a:stretch>
                       <a:fillRect/>
                     </a:stretch>
@@ -2380,7 +2566,7 @@
                     <pic:cNvPicPr/>
                   </pic:nvPicPr>
                   <pic:blipFill>
-                    <a:blip r:embed="rId19"/>
+                    <a:blip r:embed="rId20"/>
                     <a:stretch>
                       <a:fillRect/>
                     </a:stretch>
@@ -2496,7 +2682,7 @@
                     <pic:cNvPicPr/>
                   </pic:nvPicPr>
                   <pic:blipFill>
-                    <a:blip r:embed="rId17"/>
+                    <a:blip r:embed="rId18"/>
                     <a:stretch>
                       <a:fillRect/>
                     </a:stretch>
@@ -2579,7 +2765,7 @@
                     <pic:cNvPicPr/>
                   </pic:nvPicPr>
                   <pic:blipFill>
-                    <a:blip r:embed="rId20"/>
+                    <a:blip r:embed="rId21"/>
                     <a:stretch>
                       <a:fillRect/>
                     </a:stretch>
@@ -2670,7 +2856,7 @@
                     <pic:cNvPicPr/>
                   </pic:nvPicPr>
                   <pic:blipFill>
-                    <a:blip r:embed="rId21"/>
+                    <a:blip r:embed="rId22"/>
                     <a:stretch>
                       <a:fillRect/>
                     </a:stretch>
@@ -3094,7 +3280,7 @@
                     <pic:cNvPicPr/>
                   </pic:nvPicPr>
                   <pic:blipFill>
-                    <a:blip r:embed="rId22"/>
+                    <a:blip r:embed="rId23"/>
                     <a:stretch>
                       <a:fillRect/>
                     </a:stretch>
@@ -3210,7 +3396,7 @@
                     <pic:cNvPicPr/>
                   </pic:nvPicPr>
                   <pic:blipFill>
-                    <a:blip r:embed="rId23"/>
+                    <a:blip r:embed="rId24"/>
                     <a:stretch>
                       <a:fillRect/>
                     </a:stretch>
@@ -3265,6 +3451,9 @@
     </w:p>
     <w:p>
       <w:r>
+        <w:rPr>
+          <w:noProof/>
+        </w:rPr>
         <w:drawing>
           <wp:inline distT="0" distB="0" distL="0" distR="0" wp14:anchorId="583BCA91" wp14:editId="37028C8D">
             <wp:extent cx="5731510" cy="956310"/>
@@ -3281,7 +3470,7 @@
                     <pic:cNvPicPr/>
                   </pic:nvPicPr>
                   <pic:blipFill>
-                    <a:blip r:embed="rId24"/>
+                    <a:blip r:embed="rId25"/>
                     <a:stretch>
                       <a:fillRect/>
                     </a:stretch>
@@ -3349,9 +3538,9 @@
           <w:noProof/>
         </w:rPr>
         <w:drawing>
-          <wp:inline distT="0" distB="0" distL="0" distR="0" wp14:anchorId="16C1C012" wp14:editId="16D61023">
-            <wp:extent cx="5731510" cy="4956175"/>
-            <wp:effectExtent l="0" t="0" r="2540" b="0"/>
+          <wp:inline distT="0" distB="0" distL="0" distR="0" wp14:anchorId="16C1C012" wp14:editId="3882B389">
+            <wp:extent cx="5731510" cy="4342053"/>
+            <wp:effectExtent l="0" t="0" r="2540" b="1905"/>
             <wp:docPr id="1526177976" name="Picture 1"/>
             <wp:cNvGraphicFramePr>
               <a:graphicFrameLocks xmlns:a="http://schemas.openxmlformats.org/drawingml/2006/main" noChangeAspect="1"/>
@@ -3360,11 +3549,17 @@
               <a:graphicData uri="http://schemas.openxmlformats.org/drawingml/2006/picture">
                 <pic:pic xmlns:pic="http://schemas.openxmlformats.org/drawingml/2006/picture">
                   <pic:nvPicPr>
-                    <pic:cNvPr id="1526177976" name=""/>
+                    <pic:cNvPr id="1526177976" name="Picture 1"/>
                     <pic:cNvPicPr/>
                   </pic:nvPicPr>
                   <pic:blipFill>
-                    <a:blip r:embed="rId25"/>
+                    <a:blip r:embed="rId26">
+                      <a:extLst>
+                        <a:ext uri="{28A0092B-C50C-407E-A947-70E740481C1C}">
+                          <a14:useLocalDpi xmlns:a14="http://schemas.microsoft.com/office/drawing/2010/main" val="0"/>
+                        </a:ext>
+                      </a:extLst>
+                    </a:blip>
                     <a:stretch>
                       <a:fillRect/>
                     </a:stretch>
@@ -3372,7 +3567,7 @@
                   <pic:spPr>
                     <a:xfrm>
                       <a:off x="0" y="0"/>
-                      <a:ext cx="5731510" cy="4956175"/>
+                      <a:ext cx="5731510" cy="4342053"/>
                     </a:xfrm>
                     <a:prstGeom prst="rect">
                       <a:avLst/>
@@ -3428,6 +3623,16 @@
       <w:r>
         <w:t>Maintain the existing format of the sheet.</w:t>
       </w:r>
+    </w:p>
+    <w:p>
+      <w:pPr>
+        <w:ind w:left="720"/>
+      </w:pPr>
+    </w:p>
+    <w:p>
+      <w:pPr>
+        <w:ind w:left="720"/>
+      </w:pPr>
     </w:p>
     <w:p>
       <w:pPr>
@@ -3667,7 +3872,7 @@
                     <pic:cNvPicPr/>
                   </pic:nvPicPr>
                   <pic:blipFill>
-                    <a:blip r:embed="rId26"/>
+                    <a:blip r:embed="rId27"/>
                     <a:stretch>
                       <a:fillRect/>
                     </a:stretch>
@@ -3780,7 +3985,7 @@
                     <pic:cNvPicPr/>
                   </pic:nvPicPr>
                   <pic:blipFill>
-                    <a:blip r:embed="rId27"/>
+                    <a:blip r:embed="rId28"/>
                     <a:stretch>
                       <a:fillRect/>
                     </a:stretch>
@@ -4060,7 +4265,7 @@
                     <pic:cNvPicPr/>
                   </pic:nvPicPr>
                   <pic:blipFill>
-                    <a:blip r:embed="rId28"/>
+                    <a:blip r:embed="rId29"/>
                     <a:stretch>
                       <a:fillRect/>
                     </a:stretch>
@@ -4190,7 +4395,7 @@
                     <pic:cNvPicPr/>
                   </pic:nvPicPr>
                   <pic:blipFill>
-                    <a:blip r:embed="rId29"/>
+                    <a:blip r:embed="rId30"/>
                     <a:stretch>
                       <a:fillRect/>
                     </a:stretch>
@@ -4218,6 +4423,13 @@
       </w:r>
     </w:p>
     <w:p>
+      <w:pPr>
+        <w:rPr>
+          <w:sz w:val="28"/>
+          <w:szCs w:val="28"/>
+          <w:lang w:val="en-US"/>
+        </w:rPr>
+      </w:pPr>
       <w:r>
         <w:pict w14:anchorId="6CB3C992">
           <v:rect id="_x0000_i1053" style="width:0;height:1.5pt" o:hralign="center" o:hrstd="t" o:hr="t" fillcolor="#a0a0a0" stroked="f"/>
@@ -4228,15 +4440,6 @@
           <v:rect id="_x0000_i1054" style="width:0;height:1.5pt" o:hralign="center" o:hrstd="t" o:hr="t" fillcolor="#a0a0a0" stroked="f"/>
         </w:pict>
       </w:r>
-    </w:p>
-    <w:p>
-      <w:pPr>
-        <w:rPr>
-          <w:sz w:val="28"/>
-          <w:szCs w:val="28"/>
-          <w:lang w:val="en-US"/>
-        </w:rPr>
-      </w:pPr>
     </w:p>
     <w:sectPr>
       <w:pgSz w:w="11906" w:h="16838"/>
@@ -4250,6 +4453,11 @@
 
 <file path=word/numbering.xml><?xml version="1.0" encoding="utf-8"?>
 <w:numbering xmlns:wpc="http://schemas.microsoft.com/office/word/2010/wordprocessingCanvas" xmlns:cx="http://schemas.microsoft.com/office/drawing/2014/chartex" xmlns:cx1="http://schemas.microsoft.com/office/drawing/2015/9/8/chartex" xmlns:cx2="http://schemas.microsoft.com/office/drawing/2015/10/21/chartex" xmlns:cx3="http://schemas.microsoft.com/office/drawing/2016/5/9/chartex" xmlns:cx4="http://schemas.microsoft.com/office/drawing/2016/5/10/chartex" xmlns:cx5="http://schemas.microsoft.com/office/drawing/2016/5/11/chartex" xmlns:cx6="http://schemas.microsoft.com/office/drawing/2016/5/12/chartex" xmlns:cx7="http://schemas.microsoft.com/office/drawing/2016/5/13/chartex" xmlns:cx8="http://schemas.microsoft.com/office/drawing/2016/5/14/chartex" xmlns:mc="http://schemas.openxmlformats.org/markup-compatibility/2006" xmlns:aink="http://schemas.microsoft.com/office/drawing/2016/ink" xmlns:am3d="http://schemas.microsoft.com/office/drawing/2017/model3d" xmlns:o="urn:schemas-microsoft-com:office:office" xmlns:oel="http://schemas.microsoft.com/office/2019/extlst" xmlns:r="http://schemas.openxmlformats.org/officeDocument/2006/relationships" xmlns:m="http://schemas.openxmlformats.org/officeDocument/2006/math" xmlns:v="urn:schemas-microsoft-com:vml" xmlns:wp14="http://schemas.microsoft.com/office/word/2010/wordprocessingDrawing" xmlns:wp="http://schemas.openxmlformats.org/drawingml/2006/wordprocessingDrawing" xmlns:w10="urn:schemas-microsoft-com:office:word" xmlns:w="http://schemas.openxmlformats.org/wordprocessingml/2006/main" xmlns:w14="http://schemas.microsoft.com/office/word/2010/wordml" xmlns:w15="http://schemas.microsoft.com/office/word/2012/wordml" xmlns:w16cex="http://schemas.microsoft.com/office/word/2018/wordml/cex" xmlns:w16cid="http://schemas.microsoft.com/office/word/2016/wordml/cid" xmlns:w16="http://schemas.microsoft.com/office/word/2018/wordml" xmlns:w16du="http://schemas.microsoft.com/office/word/2023/wordml/word16du" xmlns:w16sdtdh="http://schemas.microsoft.com/office/word/2020/wordml/sdtdatahash" xmlns:w16sdtfl="http://schemas.microsoft.com/office/word/2024/wordml/sdtformatlock" xmlns:w16se="http://schemas.microsoft.com/office/word/2015/wordml/symex" xmlns:wpg="http://schemas.microsoft.com/office/word/2010/wordprocessingGroup" xmlns:wpi="http://schemas.microsoft.com/office/word/2010/wordprocessingInk" xmlns:wne="http://schemas.microsoft.com/office/word/2006/wordml" xmlns:wps="http://schemas.microsoft.com/office/word/2010/wordprocessingShape" mc:Ignorable="w14 w15 w16se w16cid w16 w16cex w16sdtdh w16sdtfl w16du wp14">
+  <w:numPicBullet w:numPicBulletId="0">
+    <w:pict>
+      <v:rect id="_x0000_i1025" style="width:0;height:1.5pt" o:hralign="center" o:bullet="t" o:hrstd="t" o:hr="t" fillcolor="#a0a0a0" stroked="f"/>
+    </w:pict>
+  </w:numPicBullet>
   <w:abstractNum w:abstractNumId="0" w15:restartNumberingAfterBreak="0">
     <w:nsid w:val="012230C9"/>
     <w:multiLevelType w:val="multilevel"/>
@@ -7305,7 +7513,7 @@
   <w:style w:type="paragraph" w:default="1" w:styleId="Normal">
     <w:name w:val="Normal"/>
     <w:qFormat/>
-    <w:rsid w:val="00555EF5"/>
+    <w:rsid w:val="00BF10CE"/>
   </w:style>
   <w:style w:type="paragraph" w:styleId="Heading1">
     <w:name w:val="heading 1"/>
@@ -7509,7 +7717,6 @@
   <w:style w:type="character" w:default="1" w:styleId="DefaultParagraphFont">
     <w:name w:val="Default Paragraph Font"/>
     <w:uiPriority w:val="1"/>
-    <w:semiHidden/>
     <w:unhideWhenUsed/>
   </w:style>
   <w:style w:type="table" w:default="1" w:styleId="TableNormal">
